--- a/docs/entrega2/Documento Arquitectura.docx
+++ b/docs/entrega2/Documento Arquitectura.docx
@@ -447,7 +447,7 @@
         <w:jc w:val="both"/>
       </w:pPr>
       <w:r>
-        <w:t>En el Escenario 1 (navegación y lectura con 100 usuarios concurrentes durante 4 minutos), la plataforma atendió 88,091 peticiones con 0% de errores. Los tiempos de respuesta en el percentil 95 (p95) fueron de 2.3 ms a 4.1 ms en catálogo y lecciones. En el login, el p95 fue de unos 260 ms debido al costo intencional del algoritmo de hashing seguro de contraseñas.</w:t>
+        <w:t>Las cifras de Etapa 1 en Docker Compose (42.075 peticiones, 0 % de error, p95 de 2 ms) son locales y no caracterizan GCP. En el Escenario 1 de GCP (recorrido de estudiante, 50 a 300 usuarios virtuales, k6 1.8.1 desde una VM e2-standard-2) la plataforma atendió 142.493 peticiones con 9,92 % de error HTTP. El p95 fue 1.280 ms en catálogo, 2.460 ms en consumo, 1.626 ms en quiz y 2.459 ms en login. No se cumplió el criterio de éxito (error menor a 0,5 %); sí saturación y parada (error de 5 % o más). Detalle: capacity-planning/pruebas_de_carga_entrega2.md.</w:t>
       </w:r>
     </w:p>
     <w:p>
